--- a/دليل_المستخدم_منظومة_جازان.docx
+++ b/دليل_المستخدم_منظومة_جازان.docx
@@ -838,6 +838,1181 @@
         </w:rPr>
         <w:t xml:space="preserve">ملاحظة: لتحديث الفهرس بعد فتح الملف في Word، انقر بالزر الأيمن على الفهرس واختر «تحديث الحقل» (Update Field).</w:t>
       </w:r>
+    </w:p>
+    <w:p>
+      <w:r>
+        <w:br w:type="page"/>
+      </w:r>
+    </w:p>
+    <w:p>
+      <w:pPr>
+        <w:shd w:fill="006633" w:color="006633" w:val="solid"/>
+        <w:bidi/>
+        <w:spacing w:after="200" w:before="240"/>
+        <w:jc w:val="center"/>
+      </w:pPr>
+      <w:r>
+        <w:rPr>
+          <w:rFonts w:ascii="Calibri" w:cs="Calibri" w:eastAsia="Calibri" w:hAnsi="Calibri"/>
+          <w:b/>
+          <w:bCs/>
+          <w:color w:val="FFFFFF"/>
+          <w:sz w:val="36"/>
+          <w:szCs w:val="36"/>
+        </w:rPr>
+        <w:t xml:space="preserve">بطاقة المرجع السريع  /  Quick-Reference Summary</w:t>
+      </w:r>
+    </w:p>
+    <w:p>
+      <w:pPr>
+        <w:bidi/>
+        <w:spacing w:after="120" w:before="240"/>
+        <w:jc w:val="right"/>
+      </w:pPr>
+      <w:r>
+        <w:rPr>
+          <w:rFonts w:ascii="Calibri" w:cs="Calibri" w:eastAsia="Calibri" w:hAnsi="Calibri"/>
+          <w:b/>
+          <w:bCs/>
+          <w:color w:val="006633"/>
+          <w:sz w:val="26"/>
+          <w:szCs w:val="26"/>
+        </w:rPr>
+        <w:t xml:space="preserve">مستويات تصنيف الخطورة  /  Risk Classification Levels</w:t>
+      </w:r>
+    </w:p>
+    <w:tbl>
+      <w:tblPr>
+        <w:tblW w:type="pct" w:w="100%"/>
+        <w:tblBorders>
+          <w:top w:val="single" w:color="auto" w:sz="4"/>
+          <w:left w:val="single" w:color="auto" w:sz="4"/>
+          <w:bottom w:val="single" w:color="auto" w:sz="4"/>
+          <w:right w:val="single" w:color="auto" w:sz="4"/>
+          <w:insideH w:val="single" w:color="auto" w:sz="4"/>
+          <w:insideV w:val="single" w:color="auto" w:sz="4"/>
+        </w:tblBorders>
+      </w:tblPr>
+      <w:tblGrid>
+        <w:gridCol w:w="100"/>
+        <w:gridCol w:w="100"/>
+      </w:tblGrid>
+      <w:tr>
+        <w:trPr>
+          <w:tblHeader/>
+        </w:trPr>
+        <w:tc>
+          <w:tcPr>
+            <w:tcW w:type="pct" w:w="20%"/>
+            <w:tcBorders>
+              <w:top w:val="single" w:color="E5E7EB" w:sz="2"/>
+              <w:left w:val="single" w:color="E5E7EB" w:sz="2"/>
+              <w:bottom w:val="single" w:color="E5E7EB" w:sz="2"/>
+              <w:right w:val="single" w:color="E5E7EB" w:sz="2"/>
+            </w:tcBorders>
+            <w:shd w:fill="006633" w:color="006633" w:val="solid"/>
+          </w:tcPr>
+          <w:p>
+            <w:pPr>
+              <w:bidi/>
+              <w:jc w:val="center"/>
+            </w:pPr>
+            <w:r>
+              <w:rPr>
+                <w:rFonts w:ascii="Calibri" w:cs="Calibri" w:eastAsia="Calibri" w:hAnsi="Calibri"/>
+                <w:b/>
+                <w:bCs/>
+                <w:color w:val="FFFFFF"/>
+                <w:sz w:val="20"/>
+                <w:szCs w:val="20"/>
+              </w:rPr>
+              <w:t xml:space="preserve">المستوى  /  Level</w:t>
+            </w:r>
+          </w:p>
+        </w:tc>
+        <w:tc>
+          <w:tcPr>
+            <w:tcW w:type="pct" w:w="80%"/>
+            <w:tcBorders>
+              <w:top w:val="single" w:color="E5E7EB" w:sz="2"/>
+              <w:left w:val="single" w:color="E5E7EB" w:sz="2"/>
+              <w:bottom w:val="single" w:color="E5E7EB" w:sz="2"/>
+              <w:right w:val="single" w:color="E5E7EB" w:sz="2"/>
+            </w:tcBorders>
+            <w:shd w:fill="006633" w:color="006633" w:val="solid"/>
+          </w:tcPr>
+          <w:p>
+            <w:pPr>
+              <w:bidi/>
+              <w:jc w:val="right"/>
+            </w:pPr>
+            <w:r>
+              <w:rPr>
+                <w:rFonts w:ascii="Calibri" w:cs="Calibri" w:eastAsia="Calibri" w:hAnsi="Calibri"/>
+                <w:b/>
+                <w:bCs/>
+                <w:color w:val="FFFFFF"/>
+                <w:sz w:val="20"/>
+                <w:szCs w:val="20"/>
+              </w:rPr>
+              <w:t xml:space="preserve">التعريف والإجراء المطلوب  /  Definition &amp; Required Action</w:t>
+            </w:r>
+          </w:p>
+        </w:tc>
+      </w:tr>
+      <w:tr>
+        <w:tc>
+          <w:tcPr>
+            <w:tcW w:type="pct" w:w="20%"/>
+            <w:tcBorders>
+              <w:top w:val="single" w:color="E5E7EB" w:sz="2"/>
+              <w:left w:val="single" w:color="E5E7EB" w:sz="2"/>
+              <w:bottom w:val="single" w:color="E5E7EB" w:sz="2"/>
+              <w:right w:val="single" w:color="E5E7EB" w:sz="2"/>
+            </w:tcBorders>
+            <w:shd w:fill="D1FAE5" w:color="D1FAE5" w:val="solid"/>
+          </w:tcPr>
+          <w:p>
+            <w:pPr>
+              <w:bidi/>
+              <w:jc w:val="center"/>
+            </w:pPr>
+            <w:r>
+              <w:rPr>
+                <w:rFonts w:ascii="Calibri" w:cs="Calibri" w:eastAsia="Calibri" w:hAnsi="Calibri"/>
+                <w:b/>
+                <w:bCs/>
+                <w:color w:val="065F46"/>
+                <w:sz w:val="22"/>
+                <w:szCs w:val="22"/>
+              </w:rPr>
+              <w:t xml:space="preserve">منخفض
+Low</w:t>
+            </w:r>
+          </w:p>
+        </w:tc>
+        <w:tc>
+          <w:tcPr>
+            <w:tcW w:type="pct" w:w="80%"/>
+            <w:tcBorders>
+              <w:top w:val="single" w:color="E5E7EB" w:sz="2"/>
+              <w:left w:val="single" w:color="E5E7EB" w:sz="2"/>
+              <w:bottom w:val="single" w:color="E5E7EB" w:sz="2"/>
+              <w:right w:val="single" w:color="E5E7EB" w:sz="2"/>
+            </w:tcBorders>
+          </w:tcPr>
+          <w:p>
+            <w:pPr>
+              <w:bidi/>
+              <w:jc w:val="right"/>
+            </w:pPr>
+            <w:r>
+              <w:rPr>
+                <w:rFonts w:ascii="Calibri" w:cs="Calibri" w:eastAsia="Calibri" w:hAnsi="Calibri"/>
+                <w:color w:val="374151"/>
+                <w:sz w:val="20"/>
+                <w:szCs w:val="20"/>
+              </w:rPr>
+              <w:t xml:space="preserve">لا توجد عوامل خطر مؤثرة – متابعة روتينية في المركز الصحي  /  No significant risk factors — routine follow-up at the health center</w:t>
+            </w:r>
+          </w:p>
+        </w:tc>
+      </w:tr>
+      <w:tr>
+        <w:tc>
+          <w:tcPr>
+            <w:tcW w:type="pct" w:w="20%"/>
+            <w:tcBorders>
+              <w:top w:val="single" w:color="E5E7EB" w:sz="2"/>
+              <w:left w:val="single" w:color="E5E7EB" w:sz="2"/>
+              <w:bottom w:val="single" w:color="E5E7EB" w:sz="2"/>
+              <w:right w:val="single" w:color="E5E7EB" w:sz="2"/>
+            </w:tcBorders>
+            <w:shd w:fill="FEF3C7" w:color="FEF3C7" w:val="solid"/>
+          </w:tcPr>
+          <w:p>
+            <w:pPr>
+              <w:bidi/>
+              <w:jc w:val="center"/>
+            </w:pPr>
+            <w:r>
+              <w:rPr>
+                <w:rFonts w:ascii="Calibri" w:cs="Calibri" w:eastAsia="Calibri" w:hAnsi="Calibri"/>
+                <w:b/>
+                <w:bCs/>
+                <w:color w:val="92400E"/>
+                <w:sz w:val="22"/>
+                <w:szCs w:val="22"/>
+              </w:rPr>
+              <w:t xml:space="preserve">متوسط
+Medium</w:t>
+            </w:r>
+          </w:p>
+        </w:tc>
+        <w:tc>
+          <w:tcPr>
+            <w:tcW w:type="pct" w:w="80%"/>
+            <w:tcBorders>
+              <w:top w:val="single" w:color="E5E7EB" w:sz="2"/>
+              <w:left w:val="single" w:color="E5E7EB" w:sz="2"/>
+              <w:bottom w:val="single" w:color="E5E7EB" w:sz="2"/>
+              <w:right w:val="single" w:color="E5E7EB" w:sz="2"/>
+            </w:tcBorders>
+          </w:tcPr>
+          <w:p>
+            <w:pPr>
+              <w:bidi/>
+              <w:jc w:val="right"/>
+            </w:pPr>
+            <w:r>
+              <w:rPr>
+                <w:rFonts w:ascii="Calibri" w:cs="Calibri" w:eastAsia="Calibri" w:hAnsi="Calibri"/>
+                <w:color w:val="374151"/>
+                <w:sz w:val="20"/>
+                <w:szCs w:val="20"/>
+              </w:rPr>
+              <w:t xml:space="preserve">عوامل خطر محدودة – متابعة مكثفة في المركز الصحي  /  Limited risk factors — intensive follow-up at the health center</w:t>
+            </w:r>
+          </w:p>
+        </w:tc>
+      </w:tr>
+      <w:tr>
+        <w:tc>
+          <w:tcPr>
+            <w:tcW w:type="pct" w:w="20%"/>
+            <w:tcBorders>
+              <w:top w:val="single" w:color="E5E7EB" w:sz="2"/>
+              <w:left w:val="single" w:color="E5E7EB" w:sz="2"/>
+              <w:bottom w:val="single" w:color="E5E7EB" w:sz="2"/>
+              <w:right w:val="single" w:color="E5E7EB" w:sz="2"/>
+            </w:tcBorders>
+            <w:shd w:fill="FED7AA" w:color="FED7AA" w:val="solid"/>
+          </w:tcPr>
+          <w:p>
+            <w:pPr>
+              <w:bidi/>
+              <w:jc w:val="center"/>
+            </w:pPr>
+            <w:r>
+              <w:rPr>
+                <w:rFonts w:ascii="Calibri" w:cs="Calibri" w:eastAsia="Calibri" w:hAnsi="Calibri"/>
+                <w:b/>
+                <w:bCs/>
+                <w:color w:val="9A3412"/>
+                <w:sz w:val="22"/>
+                <w:szCs w:val="22"/>
+              </w:rPr>
+              <w:t xml:space="preserve">عالٍ
+High</w:t>
+            </w:r>
+          </w:p>
+        </w:tc>
+        <w:tc>
+          <w:tcPr>
+            <w:tcW w:type="pct" w:w="80%"/>
+            <w:tcBorders>
+              <w:top w:val="single" w:color="E5E7EB" w:sz="2"/>
+              <w:left w:val="single" w:color="E5E7EB" w:sz="2"/>
+              <w:bottom w:val="single" w:color="E5E7EB" w:sz="2"/>
+              <w:right w:val="single" w:color="E5E7EB" w:sz="2"/>
+            </w:tcBorders>
+          </w:tcPr>
+          <w:p>
+            <w:pPr>
+              <w:bidi/>
+              <w:jc w:val="right"/>
+            </w:pPr>
+            <w:r>
+              <w:rPr>
+                <w:rFonts w:ascii="Calibri" w:cs="Calibri" w:eastAsia="Calibri" w:hAnsi="Calibri"/>
+                <w:color w:val="374151"/>
+                <w:sz w:val="20"/>
+                <w:szCs w:val="20"/>
+              </w:rPr>
+              <w:t xml:space="preserve">عوامل خطر متعددة أو حادة – إحالة للمستشفى  /  Multiple or severe risk factors — referral to hospital</w:t>
+            </w:r>
+          </w:p>
+        </w:tc>
+      </w:tr>
+      <w:tr>
+        <w:tc>
+          <w:tcPr>
+            <w:tcW w:type="pct" w:w="20%"/>
+            <w:tcBorders>
+              <w:top w:val="single" w:color="E5E7EB" w:sz="2"/>
+              <w:left w:val="single" w:color="E5E7EB" w:sz="2"/>
+              <w:bottom w:val="single" w:color="E5E7EB" w:sz="2"/>
+              <w:right w:val="single" w:color="E5E7EB" w:sz="2"/>
+            </w:tcBorders>
+            <w:shd w:fill="FEE2E2" w:color="FEE2E2" w:val="solid"/>
+          </w:tcPr>
+          <w:p>
+            <w:pPr>
+              <w:bidi/>
+              <w:jc w:val="center"/>
+            </w:pPr>
+            <w:r>
+              <w:rPr>
+                <w:rFonts w:ascii="Calibri" w:cs="Calibri" w:eastAsia="Calibri" w:hAnsi="Calibri"/>
+                <w:b/>
+                <w:bCs/>
+                <w:color w:val="991B1B"/>
+                <w:sz w:val="22"/>
+                <w:szCs w:val="22"/>
+              </w:rPr>
+              <w:t xml:space="preserve">حرج
+Critical</w:t>
+            </w:r>
+          </w:p>
+        </w:tc>
+        <w:tc>
+          <w:tcPr>
+            <w:tcW w:type="pct" w:w="80%"/>
+            <w:tcBorders>
+              <w:top w:val="single" w:color="E5E7EB" w:sz="2"/>
+              <w:left w:val="single" w:color="E5E7EB" w:sz="2"/>
+              <w:bottom w:val="single" w:color="E5E7EB" w:sz="2"/>
+              <w:right w:val="single" w:color="E5E7EB" w:sz="2"/>
+            </w:tcBorders>
+          </w:tcPr>
+          <w:p>
+            <w:pPr>
+              <w:bidi/>
+              <w:jc w:val="right"/>
+            </w:pPr>
+            <w:r>
+              <w:rPr>
+                <w:rFonts w:ascii="Calibri" w:cs="Calibri" w:eastAsia="Calibri" w:hAnsi="Calibri"/>
+                <w:color w:val="374151"/>
+                <w:sz w:val="20"/>
+                <w:szCs w:val="20"/>
+              </w:rPr>
+              <w:t xml:space="preserve">حالة طارئة تستدعي تدخلًا فوريًا – إحالة لـ KFCH أو أقرب مستشفى  /  Emergency — immediate intervention, transfer to KFCH or nearest hospital</w:t>
+            </w:r>
+          </w:p>
+        </w:tc>
+      </w:tr>
+    </w:tbl>
+    <w:p>
+      <w:pPr>
+        <w:bidi/>
+        <w:spacing w:after="120" w:before="280"/>
+        <w:jc w:val="right"/>
+      </w:pPr>
+      <w:r>
+        <w:rPr>
+          <w:rFonts w:ascii="Calibri" w:cs="Calibri" w:eastAsia="Calibri" w:hAnsi="Calibri"/>
+          <w:b/>
+          <w:bCs/>
+          <w:color w:val="006633"/>
+          <w:sz w:val="26"/>
+          <w:szCs w:val="26"/>
+        </w:rPr>
+        <w:t xml:space="preserve">معيار الالتزام بالمواعيد  /  Booking Compliance Threshold</w:t>
+      </w:r>
+    </w:p>
+    <w:tbl>
+      <w:tblPr>
+        <w:tblW w:type="pct" w:w="100%"/>
+        <w:tblBorders>
+          <w:top w:val="single" w:color="auto" w:sz="4"/>
+          <w:left w:val="single" w:color="auto" w:sz="4"/>
+          <w:bottom w:val="single" w:color="auto" w:sz="4"/>
+          <w:right w:val="single" w:color="auto" w:sz="4"/>
+          <w:insideH w:val="single" w:color="auto" w:sz="4"/>
+          <w:insideV w:val="single" w:color="auto" w:sz="4"/>
+        </w:tblBorders>
+      </w:tblPr>
+      <w:tblGrid>
+        <w:gridCol w:w="100"/>
+        <w:gridCol w:w="100"/>
+      </w:tblGrid>
+      <w:tr>
+        <w:tc>
+          <w:tcPr>
+            <w:tcW w:type="pct" w:w="20%"/>
+            <w:tcBorders>
+              <w:top w:val="single" w:color="E5E7EB" w:sz="2"/>
+              <w:left w:val="single" w:color="E5E7EB" w:sz="2"/>
+              <w:bottom w:val="single" w:color="E5E7EB" w:sz="2"/>
+              <w:right w:val="single" w:color="E5E7EB" w:sz="2"/>
+            </w:tcBorders>
+            <w:shd w:fill="E8F5EE" w:color="E8F5EE" w:val="solid"/>
+          </w:tcPr>
+          <w:p>
+            <w:pPr>
+              <w:bidi/>
+              <w:jc w:val="center"/>
+            </w:pPr>
+            <w:r>
+              <w:rPr>
+                <w:rFonts w:ascii="Calibri" w:cs="Calibri" w:eastAsia="Calibri" w:hAnsi="Calibri"/>
+                <w:b/>
+                <w:bCs/>
+                <w:color w:val="374151"/>
+                <w:sz w:val="20"/>
+                <w:szCs w:val="20"/>
+              </w:rPr>
+              <w:t xml:space="preserve">✅ ملتزم
+Compliant</w:t>
+            </w:r>
+          </w:p>
+        </w:tc>
+        <w:tc>
+          <w:tcPr>
+            <w:tcW w:type="pct" w:w="80%"/>
+            <w:tcBorders>
+              <w:top w:val="single" w:color="E5E7EB" w:sz="2"/>
+              <w:left w:val="single" w:color="E5E7EB" w:sz="2"/>
+              <w:bottom w:val="single" w:color="E5E7EB" w:sz="2"/>
+              <w:right w:val="single" w:color="E5E7EB" w:sz="2"/>
+            </w:tcBorders>
+          </w:tcPr>
+          <w:p>
+            <w:pPr>
+              <w:bidi/>
+              <w:jc w:val="right"/>
+            </w:pPr>
+            <w:r>
+              <w:rPr>
+                <w:rFonts w:ascii="Calibri" w:cs="Calibri" w:eastAsia="Calibri" w:hAnsi="Calibri"/>
+                <w:color w:val="374151"/>
+                <w:sz w:val="20"/>
+                <w:szCs w:val="20"/>
+              </w:rPr>
+              <w:t xml:space="preserve">حُجز الموعد خلال ≤ 2 يوم عمل من تاريخ الزيارة (الجمعة والسبت مستثنيان)  /  Appointment booked within ≤ 2 working days of the visit date (Fri &amp; Sat excluded)</w:t>
+            </w:r>
+          </w:p>
+        </w:tc>
+      </w:tr>
+      <w:tr>
+        <w:tc>
+          <w:tcPr>
+            <w:tcW w:type="pct" w:w="20%"/>
+            <w:tcBorders>
+              <w:top w:val="single" w:color="E5E7EB" w:sz="2"/>
+              <w:left w:val="single" w:color="E5E7EB" w:sz="2"/>
+              <w:bottom w:val="single" w:color="E5E7EB" w:sz="2"/>
+              <w:right w:val="single" w:color="E5E7EB" w:sz="2"/>
+            </w:tcBorders>
+            <w:shd w:fill="E8F5EE" w:color="E8F5EE" w:val="solid"/>
+          </w:tcPr>
+          <w:p>
+            <w:pPr>
+              <w:bidi/>
+              <w:jc w:val="center"/>
+            </w:pPr>
+            <w:r>
+              <w:rPr>
+                <w:rFonts w:ascii="Calibri" w:cs="Calibri" w:eastAsia="Calibri" w:hAnsi="Calibri"/>
+                <w:b/>
+                <w:bCs/>
+                <w:color w:val="374151"/>
+                <w:sz w:val="20"/>
+                <w:szCs w:val="20"/>
+              </w:rPr>
+              <w:t xml:space="preserve">❌ غير ملتزم
+Non-compliant</w:t>
+            </w:r>
+          </w:p>
+        </w:tc>
+        <w:tc>
+          <w:tcPr>
+            <w:tcW w:type="pct" w:w="80%"/>
+            <w:tcBorders>
+              <w:top w:val="single" w:color="E5E7EB" w:sz="2"/>
+              <w:left w:val="single" w:color="E5E7EB" w:sz="2"/>
+              <w:bottom w:val="single" w:color="E5E7EB" w:sz="2"/>
+              <w:right w:val="single" w:color="E5E7EB" w:sz="2"/>
+            </w:tcBorders>
+          </w:tcPr>
+          <w:p>
+            <w:pPr>
+              <w:bidi/>
+              <w:jc w:val="right"/>
+            </w:pPr>
+            <w:r>
+              <w:rPr>
+                <w:rFonts w:ascii="Calibri" w:cs="Calibri" w:eastAsia="Calibri" w:hAnsi="Calibri"/>
+                <w:color w:val="374151"/>
+                <w:sz w:val="20"/>
+                <w:szCs w:val="20"/>
+              </w:rPr>
+              <w:t xml:space="preserve">تأخر الحجز أكثر من يومَي عمل  /  Appointment booked more than 2 working days after the visit date</w:t>
+            </w:r>
+          </w:p>
+        </w:tc>
+      </w:tr>
+      <w:tr>
+        <w:tc>
+          <w:tcPr>
+            <w:tcW w:type="pct" w:w="20%"/>
+            <w:tcBorders>
+              <w:top w:val="single" w:color="E5E7EB" w:sz="2"/>
+              <w:left w:val="single" w:color="E5E7EB" w:sz="2"/>
+              <w:bottom w:val="single" w:color="E5E7EB" w:sz="2"/>
+              <w:right w:val="single" w:color="E5E7EB" w:sz="2"/>
+            </w:tcBorders>
+            <w:shd w:fill="E8F5EE" w:color="E8F5EE" w:val="solid"/>
+          </w:tcPr>
+          <w:p>
+            <w:pPr>
+              <w:bidi/>
+              <w:jc w:val="center"/>
+            </w:pPr>
+            <w:r>
+              <w:rPr>
+                <w:rFonts w:ascii="Calibri" w:cs="Calibri" w:eastAsia="Calibri" w:hAnsi="Calibri"/>
+                <w:b/>
+                <w:bCs/>
+                <w:color w:val="374151"/>
+                <w:sz w:val="20"/>
+                <w:szCs w:val="20"/>
+              </w:rPr>
+              <w:t xml:space="preserve">⏳ معلق
+Pending</w:t>
+            </w:r>
+          </w:p>
+        </w:tc>
+        <w:tc>
+          <w:tcPr>
+            <w:tcW w:type="pct" w:w="80%"/>
+            <w:tcBorders>
+              <w:top w:val="single" w:color="E5E7EB" w:sz="2"/>
+              <w:left w:val="single" w:color="E5E7EB" w:sz="2"/>
+              <w:bottom w:val="single" w:color="E5E7EB" w:sz="2"/>
+              <w:right w:val="single" w:color="E5E7EB" w:sz="2"/>
+            </w:tcBorders>
+          </w:tcPr>
+          <w:p>
+            <w:pPr>
+              <w:bidi/>
+              <w:jc w:val="right"/>
+            </w:pPr>
+            <w:r>
+              <w:rPr>
+                <w:rFonts w:ascii="Calibri" w:cs="Calibri" w:eastAsia="Calibri" w:hAnsi="Calibri"/>
+                <w:color w:val="374151"/>
+                <w:sz w:val="20"/>
+                <w:szCs w:val="20"/>
+              </w:rPr>
+              <w:t xml:space="preserve">لم يُحجز موعد بعد  /  No appointment booked yet</w:t>
+            </w:r>
+          </w:p>
+        </w:tc>
+      </w:tr>
+    </w:tbl>
+    <w:p>
+      <w:pPr>
+        <w:bidi/>
+        <w:spacing w:after="120" w:before="280"/>
+        <w:jc w:val="right"/>
+      </w:pPr>
+      <w:r>
+        <w:rPr>
+          <w:rFonts w:ascii="Calibri" w:cs="Calibri" w:eastAsia="Calibri" w:hAnsi="Calibri"/>
+          <w:b/>
+          <w:bCs/>
+          <w:color w:val="006633"/>
+          <w:sz w:val="26"/>
+          <w:szCs w:val="26"/>
+        </w:rPr>
+        <w:t xml:space="preserve">قائمة الخطوات الأساسية  /  Key-Steps Checklist</w:t>
+      </w:r>
+    </w:p>
+    <w:tbl>
+      <w:tblPr>
+        <w:tblW w:type="pct" w:w="100%"/>
+        <w:tblBorders>
+          <w:top w:val="single" w:color="auto" w:sz="4"/>
+          <w:left w:val="single" w:color="auto" w:sz="4"/>
+          <w:bottom w:val="single" w:color="auto" w:sz="4"/>
+          <w:right w:val="single" w:color="auto" w:sz="4"/>
+          <w:insideH w:val="single" w:color="auto" w:sz="4"/>
+          <w:insideV w:val="single" w:color="auto" w:sz="4"/>
+        </w:tblBorders>
+      </w:tblPr>
+      <w:tblGrid>
+        <w:gridCol w:w="100"/>
+        <w:gridCol w:w="100"/>
+      </w:tblGrid>
+      <w:tr>
+        <w:tc>
+          <w:tcPr>
+            <w:tcW w:type="pct" w:w="6%"/>
+            <w:tcBorders>
+              <w:top w:val="single" w:color="E5E7EB" w:sz="2"/>
+              <w:left w:val="single" w:color="E5E7EB" w:sz="2"/>
+              <w:bottom w:val="single" w:color="E5E7EB" w:sz="2"/>
+              <w:right w:val="single" w:color="E5E7EB" w:sz="2"/>
+            </w:tcBorders>
+            <w:shd w:fill="006633" w:color="006633" w:val="solid"/>
+          </w:tcPr>
+          <w:p>
+            <w:pPr>
+              <w:jc w:val="center"/>
+            </w:pPr>
+            <w:r>
+              <w:rPr>
+                <w:rFonts w:ascii="Calibri" w:cs="Calibri" w:eastAsia="Calibri" w:hAnsi="Calibri"/>
+                <w:b/>
+                <w:bCs/>
+                <w:color w:val="FFFFFF"/>
+                <w:sz w:val="24"/>
+                <w:szCs w:val="24"/>
+              </w:rPr>
+              <w:t xml:space="preserve">1</w:t>
+            </w:r>
+          </w:p>
+        </w:tc>
+        <w:tc>
+          <w:tcPr>
+            <w:tcW w:type="pct" w:w="94%"/>
+            <w:tcBorders>
+              <w:top w:val="single" w:color="E5E7EB" w:sz="2"/>
+              <w:left w:val="single" w:color="E5E7EB" w:sz="2"/>
+              <w:bottom w:val="single" w:color="E5E7EB" w:sz="2"/>
+              <w:right w:val="single" w:color="E5E7EB" w:sz="2"/>
+            </w:tcBorders>
+          </w:tcPr>
+          <w:p>
+            <w:pPr>
+              <w:bidi/>
+              <w:spacing w:after="20" w:before="40"/>
+              <w:jc w:val="right"/>
+            </w:pPr>
+            <w:r>
+              <w:rPr>
+                <w:rFonts w:ascii="Calibri" w:cs="Calibri" w:eastAsia="Calibri" w:hAnsi="Calibri"/>
+                <w:b/>
+                <w:bCs/>
+                <w:color w:val="374151"/>
+                <w:sz w:val="20"/>
+                <w:szCs w:val="20"/>
+              </w:rPr>
+              <w:t xml:space="preserve">سجِّلي المريضة برقم الهوية الوطنية (10 أرقام) – لكل مريضة سجل واحد فقط</w:t>
+            </w:r>
+          </w:p>
+          <w:p>
+            <w:pPr>
+              <w:bidi/>
+              <w:spacing w:after="40" w:before="20"/>
+              <w:jc w:val="right"/>
+            </w:pPr>
+            <w:r>
+              <w:rPr>
+                <w:rFonts w:ascii="Calibri" w:cs="Calibri" w:eastAsia="Calibri" w:hAnsi="Calibri"/>
+                <w:i/>
+                <w:iCs/>
+                <w:color w:val="6B7280"/>
+                <w:sz w:val="18"/>
+                <w:szCs w:val="18"/>
+              </w:rPr>
+              <w:t xml:space="preserve">Register the patient with her National ID (10 digits) — one record per patient</w:t>
+            </w:r>
+          </w:p>
+        </w:tc>
+      </w:tr>
+    </w:tbl>
+    <w:p>
+      <w:pPr>
+        <w:spacing w:after="0" w:before="0"/>
+      </w:pPr>
+    </w:p>
+    <w:tbl>
+      <w:tblPr>
+        <w:tblW w:type="pct" w:w="100%"/>
+        <w:tblBorders>
+          <w:top w:val="single" w:color="auto" w:sz="4"/>
+          <w:left w:val="single" w:color="auto" w:sz="4"/>
+          <w:bottom w:val="single" w:color="auto" w:sz="4"/>
+          <w:right w:val="single" w:color="auto" w:sz="4"/>
+          <w:insideH w:val="single" w:color="auto" w:sz="4"/>
+          <w:insideV w:val="single" w:color="auto" w:sz="4"/>
+        </w:tblBorders>
+      </w:tblPr>
+      <w:tblGrid>
+        <w:gridCol w:w="100"/>
+        <w:gridCol w:w="100"/>
+      </w:tblGrid>
+      <w:tr>
+        <w:tc>
+          <w:tcPr>
+            <w:tcW w:type="pct" w:w="6%"/>
+            <w:tcBorders>
+              <w:top w:val="single" w:color="E5E7EB" w:sz="2"/>
+              <w:left w:val="single" w:color="E5E7EB" w:sz="2"/>
+              <w:bottom w:val="single" w:color="E5E7EB" w:sz="2"/>
+              <w:right w:val="single" w:color="E5E7EB" w:sz="2"/>
+            </w:tcBorders>
+            <w:shd w:fill="006633" w:color="006633" w:val="solid"/>
+          </w:tcPr>
+          <w:p>
+            <w:pPr>
+              <w:jc w:val="center"/>
+            </w:pPr>
+            <w:r>
+              <w:rPr>
+                <w:rFonts w:ascii="Calibri" w:cs="Calibri" w:eastAsia="Calibri" w:hAnsi="Calibri"/>
+                <w:b/>
+                <w:bCs/>
+                <w:color w:val="FFFFFF"/>
+                <w:sz w:val="24"/>
+                <w:szCs w:val="24"/>
+              </w:rPr>
+              <w:t xml:space="preserve">2</w:t>
+            </w:r>
+          </w:p>
+        </w:tc>
+        <w:tc>
+          <w:tcPr>
+            <w:tcW w:type="pct" w:w="94%"/>
+            <w:tcBorders>
+              <w:top w:val="single" w:color="E5E7EB" w:sz="2"/>
+              <w:left w:val="single" w:color="E5E7EB" w:sz="2"/>
+              <w:bottom w:val="single" w:color="E5E7EB" w:sz="2"/>
+              <w:right w:val="single" w:color="E5E7EB" w:sz="2"/>
+            </w:tcBorders>
+          </w:tcPr>
+          <w:p>
+            <w:pPr>
+              <w:bidi/>
+              <w:spacing w:after="20" w:before="40"/>
+              <w:jc w:val="right"/>
+            </w:pPr>
+            <w:r>
+              <w:rPr>
+                <w:rFonts w:ascii="Calibri" w:cs="Calibri" w:eastAsia="Calibri" w:hAnsi="Calibri"/>
+                <w:b/>
+                <w:bCs/>
+                <w:color w:val="374151"/>
+                <w:sz w:val="20"/>
+                <w:szCs w:val="20"/>
+              </w:rPr>
+              <w:t xml:space="preserve">أضيفي حالة الحمل وحدِّدي مستوى الخطورة وعوامل الخطر المنطبقة</w:t>
+            </w:r>
+          </w:p>
+          <w:p>
+            <w:pPr>
+              <w:bidi/>
+              <w:spacing w:after="40" w:before="20"/>
+              <w:jc w:val="right"/>
+            </w:pPr>
+            <w:r>
+              <w:rPr>
+                <w:rFonts w:ascii="Calibri" w:cs="Calibri" w:eastAsia="Calibri" w:hAnsi="Calibri"/>
+                <w:i/>
+                <w:iCs/>
+                <w:color w:val="6B7280"/>
+                <w:sz w:val="18"/>
+                <w:szCs w:val="18"/>
+              </w:rPr>
+              <w:t xml:space="preserve">Add the pregnancy case, set the risk level and applicable risk factors</w:t>
+            </w:r>
+          </w:p>
+        </w:tc>
+      </w:tr>
+    </w:tbl>
+    <w:p>
+      <w:pPr>
+        <w:spacing w:after="0" w:before="0"/>
+      </w:pPr>
+    </w:p>
+    <w:tbl>
+      <w:tblPr>
+        <w:tblW w:type="pct" w:w="100%"/>
+        <w:tblBorders>
+          <w:top w:val="single" w:color="auto" w:sz="4"/>
+          <w:left w:val="single" w:color="auto" w:sz="4"/>
+          <w:bottom w:val="single" w:color="auto" w:sz="4"/>
+          <w:right w:val="single" w:color="auto" w:sz="4"/>
+          <w:insideH w:val="single" w:color="auto" w:sz="4"/>
+          <w:insideV w:val="single" w:color="auto" w:sz="4"/>
+        </w:tblBorders>
+      </w:tblPr>
+      <w:tblGrid>
+        <w:gridCol w:w="100"/>
+        <w:gridCol w:w="100"/>
+      </w:tblGrid>
+      <w:tr>
+        <w:tc>
+          <w:tcPr>
+            <w:tcW w:type="pct" w:w="6%"/>
+            <w:tcBorders>
+              <w:top w:val="single" w:color="E5E7EB" w:sz="2"/>
+              <w:left w:val="single" w:color="E5E7EB" w:sz="2"/>
+              <w:bottom w:val="single" w:color="E5E7EB" w:sz="2"/>
+              <w:right w:val="single" w:color="E5E7EB" w:sz="2"/>
+            </w:tcBorders>
+            <w:shd w:fill="006633" w:color="006633" w:val="solid"/>
+          </w:tcPr>
+          <w:p>
+            <w:pPr>
+              <w:jc w:val="center"/>
+            </w:pPr>
+            <w:r>
+              <w:rPr>
+                <w:rFonts w:ascii="Calibri" w:cs="Calibri" w:eastAsia="Calibri" w:hAnsi="Calibri"/>
+                <w:b/>
+                <w:bCs/>
+                <w:color w:val="FFFFFF"/>
+                <w:sz w:val="24"/>
+                <w:szCs w:val="24"/>
+              </w:rPr>
+              <w:t xml:space="preserve">3</w:t>
+            </w:r>
+          </w:p>
+        </w:tc>
+        <w:tc>
+          <w:tcPr>
+            <w:tcW w:type="pct" w:w="94%"/>
+            <w:tcBorders>
+              <w:top w:val="single" w:color="E5E7EB" w:sz="2"/>
+              <w:left w:val="single" w:color="E5E7EB" w:sz="2"/>
+              <w:bottom w:val="single" w:color="E5E7EB" w:sz="2"/>
+              <w:right w:val="single" w:color="E5E7EB" w:sz="2"/>
+            </w:tcBorders>
+          </w:tcPr>
+          <w:p>
+            <w:pPr>
+              <w:bidi/>
+              <w:spacing w:after="20" w:before="40"/>
+              <w:jc w:val="right"/>
+            </w:pPr>
+            <w:r>
+              <w:rPr>
+                <w:rFonts w:ascii="Calibri" w:cs="Calibri" w:eastAsia="Calibri" w:hAnsi="Calibri"/>
+                <w:b/>
+                <w:bCs/>
+                <w:color w:val="374151"/>
+                <w:sz w:val="20"/>
+                <w:szCs w:val="20"/>
+              </w:rPr>
+              <w:t xml:space="preserve">احجزي موعدًا خلال يومَي عمل من تاريخ الزيارة (الجمعة والسبت لا تُحسبان)</w:t>
+            </w:r>
+          </w:p>
+          <w:p>
+            <w:pPr>
+              <w:bidi/>
+              <w:spacing w:after="40" w:before="20"/>
+              <w:jc w:val="right"/>
+            </w:pPr>
+            <w:r>
+              <w:rPr>
+                <w:rFonts w:ascii="Calibri" w:cs="Calibri" w:eastAsia="Calibri" w:hAnsi="Calibri"/>
+                <w:i/>
+                <w:iCs/>
+                <w:color w:val="6B7280"/>
+                <w:sz w:val="18"/>
+                <w:szCs w:val="18"/>
+              </w:rPr>
+              <w:t xml:space="preserve">Book an appointment within 2 working days of the visit date (Fri &amp; Sat excluded)</w:t>
+            </w:r>
+          </w:p>
+        </w:tc>
+      </w:tr>
+    </w:tbl>
+    <w:p>
+      <w:pPr>
+        <w:spacing w:after="0" w:before="0"/>
+      </w:pPr>
+    </w:p>
+    <w:tbl>
+      <w:tblPr>
+        <w:tblW w:type="pct" w:w="100%"/>
+        <w:tblBorders>
+          <w:top w:val="single" w:color="auto" w:sz="4"/>
+          <w:left w:val="single" w:color="auto" w:sz="4"/>
+          <w:bottom w:val="single" w:color="auto" w:sz="4"/>
+          <w:right w:val="single" w:color="auto" w:sz="4"/>
+          <w:insideH w:val="single" w:color="auto" w:sz="4"/>
+          <w:insideV w:val="single" w:color="auto" w:sz="4"/>
+        </w:tblBorders>
+      </w:tblPr>
+      <w:tblGrid>
+        <w:gridCol w:w="100"/>
+        <w:gridCol w:w="100"/>
+      </w:tblGrid>
+      <w:tr>
+        <w:tc>
+          <w:tcPr>
+            <w:tcW w:type="pct" w:w="6%"/>
+            <w:tcBorders>
+              <w:top w:val="single" w:color="E5E7EB" w:sz="2"/>
+              <w:left w:val="single" w:color="E5E7EB" w:sz="2"/>
+              <w:bottom w:val="single" w:color="E5E7EB" w:sz="2"/>
+              <w:right w:val="single" w:color="E5E7EB" w:sz="2"/>
+            </w:tcBorders>
+            <w:shd w:fill="006633" w:color="006633" w:val="solid"/>
+          </w:tcPr>
+          <w:p>
+            <w:pPr>
+              <w:jc w:val="center"/>
+            </w:pPr>
+            <w:r>
+              <w:rPr>
+                <w:rFonts w:ascii="Calibri" w:cs="Calibri" w:eastAsia="Calibri" w:hAnsi="Calibri"/>
+                <w:b/>
+                <w:bCs/>
+                <w:color w:val="FFFFFF"/>
+                <w:sz w:val="24"/>
+                <w:szCs w:val="24"/>
+              </w:rPr>
+              <w:t xml:space="preserve">4</w:t>
+            </w:r>
+          </w:p>
+        </w:tc>
+        <w:tc>
+          <w:tcPr>
+            <w:tcW w:type="pct" w:w="94%"/>
+            <w:tcBorders>
+              <w:top w:val="single" w:color="E5E7EB" w:sz="2"/>
+              <w:left w:val="single" w:color="E5E7EB" w:sz="2"/>
+              <w:bottom w:val="single" w:color="E5E7EB" w:sz="2"/>
+              <w:right w:val="single" w:color="E5E7EB" w:sz="2"/>
+            </w:tcBorders>
+          </w:tcPr>
+          <w:p>
+            <w:pPr>
+              <w:bidi/>
+              <w:spacing w:after="20" w:before="40"/>
+              <w:jc w:val="right"/>
+            </w:pPr>
+            <w:r>
+              <w:rPr>
+                <w:rFonts w:ascii="Calibri" w:cs="Calibri" w:eastAsia="Calibri" w:hAnsi="Calibri"/>
+                <w:b/>
+                <w:bCs/>
+                <w:color w:val="374151"/>
+                <w:sz w:val="20"/>
+                <w:szCs w:val="20"/>
+              </w:rPr>
+              <w:t xml:space="preserve">سجِّلي الحضور وأي ملاحظات طبية بعد الزيارة</w:t>
+            </w:r>
+          </w:p>
+          <w:p>
+            <w:pPr>
+              <w:bidi/>
+              <w:spacing w:after="40" w:before="20"/>
+              <w:jc w:val="right"/>
+            </w:pPr>
+            <w:r>
+              <w:rPr>
+                <w:rFonts w:ascii="Calibri" w:cs="Calibri" w:eastAsia="Calibri" w:hAnsi="Calibri"/>
+                <w:i/>
+                <w:iCs/>
+                <w:color w:val="6B7280"/>
+                <w:sz w:val="18"/>
+                <w:szCs w:val="18"/>
+              </w:rPr>
+              <w:t xml:space="preserve">Record attendance and any clinical notes after the visit</w:t>
+            </w:r>
+          </w:p>
+        </w:tc>
+      </w:tr>
+    </w:tbl>
+    <w:p>
+      <w:pPr>
+        <w:spacing w:after="0" w:before="0"/>
+      </w:pPr>
+    </w:p>
+    <w:tbl>
+      <w:tblPr>
+        <w:tblW w:type="pct" w:w="100%"/>
+        <w:tblBorders>
+          <w:top w:val="single" w:color="auto" w:sz="4"/>
+          <w:left w:val="single" w:color="auto" w:sz="4"/>
+          <w:bottom w:val="single" w:color="auto" w:sz="4"/>
+          <w:right w:val="single" w:color="auto" w:sz="4"/>
+          <w:insideH w:val="single" w:color="auto" w:sz="4"/>
+          <w:insideV w:val="single" w:color="auto" w:sz="4"/>
+        </w:tblBorders>
+      </w:tblPr>
+      <w:tblGrid>
+        <w:gridCol w:w="100"/>
+        <w:gridCol w:w="100"/>
+      </w:tblGrid>
+      <w:tr>
+        <w:tc>
+          <w:tcPr>
+            <w:tcW w:type="pct" w:w="6%"/>
+            <w:tcBorders>
+              <w:top w:val="single" w:color="E5E7EB" w:sz="2"/>
+              <w:left w:val="single" w:color="E5E7EB" w:sz="2"/>
+              <w:bottom w:val="single" w:color="E5E7EB" w:sz="2"/>
+              <w:right w:val="single" w:color="E5E7EB" w:sz="2"/>
+            </w:tcBorders>
+            <w:shd w:fill="006633" w:color="006633" w:val="solid"/>
+          </w:tcPr>
+          <w:p>
+            <w:pPr>
+              <w:jc w:val="center"/>
+            </w:pPr>
+            <w:r>
+              <w:rPr>
+                <w:rFonts w:ascii="Calibri" w:cs="Calibri" w:eastAsia="Calibri" w:hAnsi="Calibri"/>
+                <w:b/>
+                <w:bCs/>
+                <w:color w:val="FFFFFF"/>
+                <w:sz w:val="24"/>
+                <w:szCs w:val="24"/>
+              </w:rPr>
+              <w:t xml:space="preserve">5</w:t>
+            </w:r>
+          </w:p>
+        </w:tc>
+        <w:tc>
+          <w:tcPr>
+            <w:tcW w:type="pct" w:w="94%"/>
+            <w:tcBorders>
+              <w:top w:val="single" w:color="E5E7EB" w:sz="2"/>
+              <w:left w:val="single" w:color="E5E7EB" w:sz="2"/>
+              <w:bottom w:val="single" w:color="E5E7EB" w:sz="2"/>
+              <w:right w:val="single" w:color="E5E7EB" w:sz="2"/>
+            </w:tcBorders>
+          </w:tcPr>
+          <w:p>
+            <w:pPr>
+              <w:bidi/>
+              <w:spacing w:after="20" w:before="40"/>
+              <w:jc w:val="right"/>
+            </w:pPr>
+            <w:r>
+              <w:rPr>
+                <w:rFonts w:ascii="Calibri" w:cs="Calibri" w:eastAsia="Calibri" w:hAnsi="Calibri"/>
+                <w:b/>
+                <w:bCs/>
+                <w:color w:val="374151"/>
+                <w:sz w:val="20"/>
+                <w:szCs w:val="20"/>
+              </w:rPr>
+              <w:t xml:space="preserve">راجعي التنبيهات يوميًا: حالات VTE بدون إينوكساباريـن، وحالات حرجة بدون مواعيد</w:t>
+            </w:r>
+          </w:p>
+          <w:p>
+            <w:pPr>
+              <w:bidi/>
+              <w:spacing w:after="40" w:before="20"/>
+              <w:jc w:val="right"/>
+            </w:pPr>
+            <w:r>
+              <w:rPr>
+                <w:rFonts w:ascii="Calibri" w:cs="Calibri" w:eastAsia="Calibri" w:hAnsi="Calibri"/>
+                <w:i/>
+                <w:iCs/>
+                <w:color w:val="6B7280"/>
+                <w:sz w:val="18"/>
+                <w:szCs w:val="18"/>
+              </w:rPr>
+              <w:t xml:space="preserve">Check alerts daily: VTE cases without Enoxaparin, critical cases without appointments</w:t>
+            </w:r>
+          </w:p>
+        </w:tc>
+      </w:tr>
+    </w:tbl>
+    <w:p>
+      <w:pPr>
+        <w:spacing w:after="0" w:before="0"/>
+      </w:pPr>
+    </w:p>
+    <w:tbl>
+      <w:tblPr>
+        <w:tblW w:type="pct" w:w="100%"/>
+        <w:tblBorders>
+          <w:top w:val="single" w:color="auto" w:sz="4"/>
+          <w:left w:val="single" w:color="auto" w:sz="4"/>
+          <w:bottom w:val="single" w:color="auto" w:sz="4"/>
+          <w:right w:val="single" w:color="auto" w:sz="4"/>
+          <w:insideH w:val="single" w:color="auto" w:sz="4"/>
+          <w:insideV w:val="single" w:color="auto" w:sz="4"/>
+        </w:tblBorders>
+      </w:tblPr>
+      <w:tblGrid>
+        <w:gridCol w:w="100"/>
+        <w:gridCol w:w="100"/>
+      </w:tblGrid>
+      <w:tr>
+        <w:tc>
+          <w:tcPr>
+            <w:tcW w:type="pct" w:w="6%"/>
+            <w:tcBorders>
+              <w:top w:val="single" w:color="E5E7EB" w:sz="2"/>
+              <w:left w:val="single" w:color="E5E7EB" w:sz="2"/>
+              <w:bottom w:val="single" w:color="E5E7EB" w:sz="2"/>
+              <w:right w:val="single" w:color="E5E7EB" w:sz="2"/>
+            </w:tcBorders>
+            <w:shd w:fill="006633" w:color="006633" w:val="solid"/>
+          </w:tcPr>
+          <w:p>
+            <w:pPr>
+              <w:jc w:val="center"/>
+            </w:pPr>
+            <w:r>
+              <w:rPr>
+                <w:rFonts w:ascii="Calibri" w:cs="Calibri" w:eastAsia="Calibri" w:hAnsi="Calibri"/>
+                <w:b/>
+                <w:bCs/>
+                <w:color w:val="FFFFFF"/>
+                <w:sz w:val="24"/>
+                <w:szCs w:val="24"/>
+              </w:rPr>
+              <w:t xml:space="preserve">6</w:t>
+            </w:r>
+          </w:p>
+        </w:tc>
+        <w:tc>
+          <w:tcPr>
+            <w:tcW w:type="pct" w:w="94%"/>
+            <w:tcBorders>
+              <w:top w:val="single" w:color="E5E7EB" w:sz="2"/>
+              <w:left w:val="single" w:color="E5E7EB" w:sz="2"/>
+              <w:bottom w:val="single" w:color="E5E7EB" w:sz="2"/>
+              <w:right w:val="single" w:color="E5E7EB" w:sz="2"/>
+            </w:tcBorders>
+          </w:tcPr>
+          <w:p>
+            <w:pPr>
+              <w:bidi/>
+              <w:spacing w:after="20" w:before="40"/>
+              <w:jc w:val="right"/>
+            </w:pPr>
+            <w:r>
+              <w:rPr>
+                <w:rFonts w:ascii="Calibri" w:cs="Calibri" w:eastAsia="Calibri" w:hAnsi="Calibri"/>
+                <w:b/>
+                <w:bCs/>
+                <w:color w:val="374151"/>
+                <w:sz w:val="20"/>
+                <w:szCs w:val="20"/>
+              </w:rPr>
+              <w:t xml:space="preserve">صدِّري تقارير CSV دورية وراجعي لوحة المعلومات لمتابعة الأداء</w:t>
+            </w:r>
+          </w:p>
+          <w:p>
+            <w:pPr>
+              <w:bidi/>
+              <w:spacing w:after="40" w:before="20"/>
+              <w:jc w:val="right"/>
+            </w:pPr>
+            <w:r>
+              <w:rPr>
+                <w:rFonts w:ascii="Calibri" w:cs="Calibri" w:eastAsia="Calibri" w:hAnsi="Calibri"/>
+                <w:i/>
+                <w:iCs/>
+                <w:color w:val="6B7280"/>
+                <w:sz w:val="18"/>
+                <w:szCs w:val="18"/>
+              </w:rPr>
+              <w:t xml:space="preserve">Export periodic CSV reports and review the dashboard to track performance</w:t>
+            </w:r>
+          </w:p>
+        </w:tc>
+      </w:tr>
+    </w:tbl>
+    <w:p>
+      <w:pPr>
+        <w:spacing w:after="0" w:before="0"/>
+      </w:pPr>
     </w:p>
     <w:p>
       <w:r>
